--- a/packages/docx/public/demo/sample-1.docx
+++ b/packages/docx/public/demo/sample-1.docx
@@ -6,7 +6,7 @@
       <w:pPr>
         <w:spacing w:after="0"/>
         <w:rPr>
-          <w:rFonts w:hint="eastAsia"/>
+          <w:rFonts w:ascii="Georgia" w:hAnsi="Georgia"/>
           <w:sz w:val="2"/>
         </w:rPr>
       </w:pPr>
@@ -42,21 +42,23 @@
           <w:sz w:val="18"/>
         </w:rPr>
       </w:pPr>
+      <w:proofErr w:type="gramStart"/>
       <w:r>
         <w:rPr>
           <w:rFonts w:ascii="Georgia" w:hAnsi="Georgia" w:hint="eastAsia"/>
           <w:color w:val="6B6B6B"/>
           <w:sz w:val="18"/>
         </w:rPr>
-        <w:t xml:space="preserve">ISSUE  No. 01   </w:t>
-      </w:r>
+        <w:t>ISSUE  No.</w:t>
+      </w:r>
+      <w:proofErr w:type="gramEnd"/>
       <w:r>
         <w:rPr>
           <w:rFonts w:ascii="Georgia" w:hAnsi="Georgia" w:hint="eastAsia"/>
           <w:color w:val="6B6B6B"/>
           <w:sz w:val="18"/>
         </w:rPr>
-        <w:t>·</w:t>
+        <w:t xml:space="preserve"> 01   </w:t>
       </w:r>
       <w:r>
         <w:rPr>
@@ -64,6 +66,14 @@
           <w:color w:val="6B6B6B"/>
           <w:sz w:val="18"/>
         </w:rPr>
+        <w:t>·</w:t>
+      </w:r>
+      <w:r>
+        <w:rPr>
+          <w:rFonts w:ascii="Georgia" w:hAnsi="Georgia" w:hint="eastAsia"/>
+          <w:color w:val="6B6B6B"/>
+          <w:sz w:val="18"/>
+        </w:rPr>
         <w:t xml:space="preserve">   A QUARTERLY OF FORESTS, FIELDS &amp; WILD PLACES</w:t>
       </w:r>
     </w:p>
@@ -72,14 +82,14 @@
         <w:spacing w:after="360"/>
         <w:jc w:val="center"/>
         <w:rPr>
-          <w:rFonts w:ascii="Georgia" w:hAnsi="Georgia"/>
+          <w:rFonts w:ascii="Hiragino Mincho ProN" w:hAnsi="Hiragino Mincho ProN"/>
           <w:color w:val="1B3A2F"/>
           <w:sz w:val="28"/>
         </w:rPr>
       </w:pPr>
       <w:r>
         <w:rPr>
-          <w:rFonts w:ascii="Georgia" w:hAnsi="Georgia" w:hint="eastAsia"/>
+          <w:rFonts w:ascii="Hiragino Mincho ProN" w:hAnsi="Hiragino Mincho ProN" w:hint="eastAsia"/>
           <w:color w:val="1B3A2F"/>
           <w:sz w:val="28"/>
         </w:rPr>
@@ -291,7 +301,27 @@
           <w:color w:val="6B6B6B"/>
           <w:sz w:val="18"/>
         </w:rPr>
-        <w:t>Photography held back, on purpose</w:t>
+        <w:t xml:space="preserve">Photography </w:t>
+      </w:r>
+      <w:proofErr w:type="gramStart"/>
+      <w:r>
+        <w:rPr>
+          <w:rFonts w:ascii="Georgia" w:hAnsi="Georgia" w:hint="eastAsia"/>
+          <w:i/>
+          <w:color w:val="6B6B6B"/>
+          <w:sz w:val="18"/>
+        </w:rPr>
+        <w:t>held back,</w:t>
+      </w:r>
+      <w:proofErr w:type="gramEnd"/>
+      <w:r>
+        <w:rPr>
+          <w:rFonts w:ascii="Georgia" w:hAnsi="Georgia" w:hint="eastAsia"/>
+          <w:i/>
+          <w:color w:val="6B6B6B"/>
+          <w:sz w:val="18"/>
+        </w:rPr>
+        <w:t xml:space="preserve"> on purpose</w:t>
       </w:r>
     </w:p>
     <w:p>
@@ -394,7 +424,27 @@
           <w:color w:val="3A3A3A"/>
           <w:sz w:val="28"/>
         </w:rPr>
-        <w:t>On entering an old-growth forest for the first time, and learning to read its silences.</w:t>
+        <w:t xml:space="preserve">On entering an old-growth forest for the first </w:t>
+      </w:r>
+      <w:proofErr w:type="gramStart"/>
+      <w:r>
+        <w:rPr>
+          <w:rFonts w:ascii="Georgia" w:hAnsi="Georgia" w:hint="eastAsia"/>
+          <w:i/>
+          <w:color w:val="3A3A3A"/>
+          <w:sz w:val="28"/>
+        </w:rPr>
+        <w:t>time, and</w:t>
+      </w:r>
+      <w:proofErr w:type="gramEnd"/>
+      <w:r>
+        <w:rPr>
+          <w:rFonts w:ascii="Georgia" w:hAnsi="Georgia" w:hint="eastAsia"/>
+          <w:i/>
+          <w:color w:val="3A3A3A"/>
+          <w:sz w:val="28"/>
+        </w:rPr>
+        <w:t xml:space="preserve"> learning to read its silences.</w:t>
       </w:r>
     </w:p>
     <w:p>
@@ -521,17 +571,9 @@
         <w:rPr>
           <w:rFonts w:ascii="Georgia" w:hAnsi="Georgia"/>
           <w:color w:val="1A1A1A"/>
-          <w:sz w:val="23"/>
-        </w:rPr>
-        <w:t>T</w:t>
-      </w:r>
-      <w:r>
-        <w:rPr>
-          <w:rFonts w:ascii="Georgia" w:hAnsi="Georgia"/>
-          <w:color w:val="1A1A1A"/>
-          <w:sz w:val="22"/>
-        </w:rPr>
-        <w:t>here is a moment, when the trail narrows and the last note of road-noise dies away, in which the forest seems to draw a long breath and look down at you. The light shifts. The temperature drops a degree or two. You become, very suddenly, a small thing among older things — and that smallness is the beginning of attention.</w:t>
+          <w:sz w:val="22"/>
+        </w:rPr>
+        <w:t>There is a moment, when the trail narrows and the last note of road-noise dies away, in which the forest seems to draw a long breath and look down at you. The light shifts. The temperature drops a degree or two. You become, very suddenly, a small thing among older things — and that smallness is the beginning of attention.</w:t>
       </w:r>
     </w:p>
     <w:p>
@@ -701,14 +743,14 @@
         <w:spacing w:after="0"/>
         <w:jc w:val="left"/>
         <w:rPr>
-          <w:rFonts w:ascii="Georgia" w:hAnsi="Georgia"/>
+          <w:rFonts w:ascii="Hiragino Mincho ProN" w:hAnsi="Hiragino Mincho ProN"/>
           <w:color w:val="A0522D"/>
           <w:sz w:val="22"/>
         </w:rPr>
       </w:pPr>
       <w:r>
         <w:rPr>
-          <w:rFonts w:ascii="Georgia" w:hAnsi="Georgia" w:hint="eastAsia"/>
+          <w:rFonts w:ascii="Hiragino Mincho ProN" w:hAnsi="Hiragino Mincho ProN" w:hint="eastAsia"/>
           <w:color w:val="A0522D"/>
           <w:sz w:val="22"/>
         </w:rPr>
@@ -1367,7 +1409,7 @@
     <w:p>
       <w:pPr>
         <w:rPr>
-          <w:rFonts w:hint="eastAsia"/>
+          <w:rFonts w:ascii="Georgia" w:hAnsi="Georgia" w:hint="eastAsia"/>
         </w:rPr>
       </w:pPr>
     </w:p>
@@ -1394,7 +1436,7 @@
     <w:p>
       <w:pPr>
         <w:rPr>
-          <w:rFonts w:hint="eastAsia"/>
+          <w:rFonts w:ascii="Georgia" w:hAnsi="Georgia" w:hint="eastAsia"/>
           <w:sz w:val="16"/>
         </w:rPr>
       </w:pPr>
@@ -1451,14 +1493,6 @@
     </w:p>
     <w:p>
       <w:pPr>
-        <w:pStyle w:val="1"/>
-        <w:rPr>
-          <w:rFonts w:hint="eastAsia"/>
-        </w:rPr>
-      </w:pPr>
-    </w:p>
-    <w:p>
-      <w:pPr>
         <w:spacing w:after="120"/>
         <w:rPr>
           <w:rFonts w:ascii="Georgia" w:hAnsi="Georgia"/>
@@ -1557,9 +1591,10 @@
       <w:pPr>
         <w:spacing w:before="160" w:after="80"/>
         <w:rPr>
-          <w:rFonts w:hint="eastAsia"/>
-        </w:rPr>
-      </w:pPr>
+          <w:rFonts w:ascii="Georgia" w:hAnsi="Georgia" w:hint="eastAsia"/>
+        </w:rPr>
+      </w:pPr>
+      <w:proofErr w:type="gramStart"/>
       <w:r>
         <w:rPr>
           <w:rFonts w:ascii="Georgia" w:hAnsi="Georgia" w:hint="eastAsia"/>
@@ -1576,7 +1611,17 @@
           <w:color w:val="1B3A2F"/>
           <w:sz w:val="36"/>
         </w:rPr>
-        <w:t>The Pacific Banana Slug</w:t>
+        <w:t>The</w:t>
+      </w:r>
+      <w:proofErr w:type="gramEnd"/>
+      <w:r>
+        <w:rPr>
+          <w:rFonts w:ascii="Georgia" w:hAnsi="Georgia"/>
+          <w:b/>
+          <w:color w:val="1B3A2F"/>
+          <w:sz w:val="36"/>
+        </w:rPr>
+        <w:t xml:space="preserve"> Pacific Banana Slug</w:t>
       </w:r>
     </w:p>
     <w:p>
@@ -1620,22 +1665,22 @@
     <w:p>
       <w:pPr>
         <w:spacing w:before="120" w:after="120"/>
-        <w:jc w:val="left"/>
-        <w:rPr>
-          <w:rFonts w:ascii="Georgia" w:hAnsi="Georgia"/>
+        <w:jc w:val="center"/>
+        <w:rPr>
+          <w:rFonts w:ascii="Hiragino Mincho ProN" w:hAnsi="Hiragino Mincho ProN"/>
           <w:color w:val="A0522D"/>
         </w:rPr>
       </w:pPr>
       <w:r>
         <w:rPr>
-          <w:rFonts w:ascii="Georgia" w:hAnsi="Georgia" w:hint="eastAsia"/>
+          <w:rFonts w:ascii="Hiragino Mincho ProN" w:hAnsi="Hiragino Mincho ProN" w:hint="eastAsia"/>
           <w:color w:val="A0522D"/>
         </w:rPr>
         <w:t>—</w:t>
       </w:r>
       <w:r>
         <w:rPr>
-          <w:rFonts w:ascii="Georgia" w:hAnsi="Georgia"/>
+          <w:rFonts w:ascii="Hiragino Mincho ProN" w:hAnsi="Hiragino Mincho ProN"/>
           <w:color w:val="A0522D"/>
         </w:rPr>
         <w:t xml:space="preserve"> — —</w:t>
@@ -1645,9 +1690,10 @@
       <w:pPr>
         <w:spacing w:before="160" w:after="80"/>
         <w:rPr>
-          <w:rFonts w:hint="eastAsia"/>
-        </w:rPr>
-      </w:pPr>
+          <w:rFonts w:ascii="Georgia" w:hAnsi="Georgia" w:hint="eastAsia"/>
+        </w:rPr>
+      </w:pPr>
+      <w:proofErr w:type="gramStart"/>
       <w:r>
         <w:rPr>
           <w:rFonts w:ascii="Georgia" w:hAnsi="Georgia" w:hint="eastAsia"/>
@@ -1664,7 +1710,17 @@
           <w:color w:val="1B3A2F"/>
           <w:sz w:val="36"/>
         </w:rPr>
-        <w:t>The Mycorrhizal Fungus</w:t>
+        <w:t>The</w:t>
+      </w:r>
+      <w:proofErr w:type="gramEnd"/>
+      <w:r>
+        <w:rPr>
+          <w:rFonts w:ascii="Georgia" w:hAnsi="Georgia"/>
+          <w:b/>
+          <w:color w:val="1B3A2F"/>
+          <w:sz w:val="36"/>
+        </w:rPr>
+        <w:t xml:space="preserve"> Mycorrhizal Fungus</w:t>
       </w:r>
     </w:p>
     <w:p>
@@ -1708,22 +1764,22 @@
     <w:p>
       <w:pPr>
         <w:spacing w:before="120" w:after="120"/>
-        <w:jc w:val="left"/>
-        <w:rPr>
-          <w:rFonts w:ascii="Georgia" w:hAnsi="Georgia"/>
+        <w:jc w:val="center"/>
+        <w:rPr>
+          <w:rFonts w:ascii="Hiragino Mincho ProN" w:hAnsi="Hiragino Mincho ProN"/>
           <w:color w:val="A0522D"/>
         </w:rPr>
       </w:pPr>
       <w:r>
         <w:rPr>
-          <w:rFonts w:ascii="Georgia" w:hAnsi="Georgia" w:hint="eastAsia"/>
+          <w:rFonts w:ascii="Hiragino Mincho ProN" w:hAnsi="Hiragino Mincho ProN" w:hint="eastAsia"/>
           <w:color w:val="A0522D"/>
         </w:rPr>
         <w:t>—</w:t>
       </w:r>
       <w:r>
         <w:rPr>
-          <w:rFonts w:ascii="Georgia" w:hAnsi="Georgia"/>
+          <w:rFonts w:ascii="Hiragino Mincho ProN" w:hAnsi="Hiragino Mincho ProN"/>
           <w:color w:val="A0522D"/>
         </w:rPr>
         <w:t xml:space="preserve"> — —</w:t>
@@ -1733,9 +1789,10 @@
       <w:pPr>
         <w:spacing w:before="160" w:after="80"/>
         <w:rPr>
-          <w:rFonts w:hint="eastAsia"/>
-        </w:rPr>
-      </w:pPr>
+          <w:rFonts w:ascii="Georgia" w:hAnsi="Georgia" w:hint="eastAsia"/>
+        </w:rPr>
+      </w:pPr>
+      <w:proofErr w:type="gramStart"/>
       <w:r>
         <w:rPr>
           <w:rFonts w:ascii="Georgia" w:hAnsi="Georgia" w:hint="eastAsia"/>
@@ -1752,7 +1809,17 @@
           <w:color w:val="1B3A2F"/>
           <w:sz w:val="36"/>
         </w:rPr>
-        <w:t>The Pileated Woodpecker</w:t>
+        <w:t>The</w:t>
+      </w:r>
+      <w:proofErr w:type="gramEnd"/>
+      <w:r>
+        <w:rPr>
+          <w:rFonts w:ascii="Georgia" w:hAnsi="Georgia"/>
+          <w:b/>
+          <w:color w:val="1B3A2F"/>
+          <w:sz w:val="36"/>
+        </w:rPr>
+        <w:t xml:space="preserve"> Pileated Woodpecker</w:t>
       </w:r>
     </w:p>
     <w:p>
@@ -1797,22 +1864,22 @@
     <w:p>
       <w:pPr>
         <w:spacing w:before="120" w:after="120"/>
-        <w:jc w:val="left"/>
-        <w:rPr>
-          <w:rFonts w:ascii="Georgia" w:hAnsi="Georgia"/>
+        <w:jc w:val="center"/>
+        <w:rPr>
+          <w:rFonts w:ascii="Hiragino Mincho ProN" w:hAnsi="Hiragino Mincho ProN"/>
           <w:color w:val="A0522D"/>
         </w:rPr>
       </w:pPr>
       <w:r>
         <w:rPr>
-          <w:rFonts w:ascii="Georgia" w:hAnsi="Georgia" w:hint="eastAsia"/>
+          <w:rFonts w:ascii="Hiragino Mincho ProN" w:hAnsi="Hiragino Mincho ProN" w:hint="eastAsia"/>
           <w:color w:val="A0522D"/>
         </w:rPr>
         <w:t>—</w:t>
       </w:r>
       <w:r>
         <w:rPr>
-          <w:rFonts w:ascii="Georgia" w:hAnsi="Georgia"/>
+          <w:rFonts w:ascii="Hiragino Mincho ProN" w:hAnsi="Hiragino Mincho ProN"/>
           <w:color w:val="A0522D"/>
         </w:rPr>
         <w:t xml:space="preserve"> — —</w:t>
@@ -1822,9 +1889,10 @@
       <w:pPr>
         <w:spacing w:before="160" w:after="80"/>
         <w:rPr>
-          <w:rFonts w:hint="eastAsia"/>
-        </w:rPr>
-      </w:pPr>
+          <w:rFonts w:ascii="Georgia" w:hAnsi="Georgia" w:hint="eastAsia"/>
+        </w:rPr>
+      </w:pPr>
+      <w:proofErr w:type="gramStart"/>
       <w:r>
         <w:rPr>
           <w:rFonts w:ascii="Georgia" w:hAnsi="Georgia" w:hint="eastAsia"/>
@@ -1841,7 +1909,17 @@
           <w:color w:val="1B3A2F"/>
           <w:sz w:val="36"/>
         </w:rPr>
-        <w:t>The Old-Growth Douglas Fir</w:t>
+        <w:t>The</w:t>
+      </w:r>
+      <w:proofErr w:type="gramEnd"/>
+      <w:r>
+        <w:rPr>
+          <w:rFonts w:ascii="Georgia" w:hAnsi="Georgia"/>
+          <w:b/>
+          <w:color w:val="1B3A2F"/>
+          <w:sz w:val="36"/>
+        </w:rPr>
+        <w:t xml:space="preserve"> Old-Growth Douglas Fir</w:t>
       </w:r>
     </w:p>
     <w:p>
@@ -1919,34 +1997,26 @@
     <w:p>
       <w:pPr>
         <w:spacing w:before="120" w:after="120"/>
-        <w:jc w:val="left"/>
-        <w:rPr>
-          <w:rFonts w:ascii="Georgia" w:hAnsi="Georgia"/>
+        <w:jc w:val="center"/>
+        <w:rPr>
+          <w:rFonts w:ascii="Hiragino Mincho ProN" w:hAnsi="Hiragino Mincho ProN"/>
           <w:color w:val="A0522D"/>
         </w:rPr>
       </w:pPr>
       <w:r>
         <w:rPr>
-          <w:rFonts w:ascii="Georgia" w:hAnsi="Georgia" w:hint="eastAsia"/>
+          <w:rFonts w:ascii="Hiragino Mincho ProN" w:hAnsi="Hiragino Mincho ProN" w:hint="eastAsia"/>
           <w:color w:val="A0522D"/>
         </w:rPr>
         <w:t>—</w:t>
       </w:r>
       <w:r>
         <w:rPr>
-          <w:rFonts w:ascii="Georgia" w:hAnsi="Georgia"/>
+          <w:rFonts w:ascii="Hiragino Mincho ProN" w:hAnsi="Hiragino Mincho ProN"/>
           <w:color w:val="A0522D"/>
         </w:rPr>
         <w:t xml:space="preserve"> — —</w:t>
       </w:r>
-    </w:p>
-    <w:p>
-      <w:pPr>
-        <w:pStyle w:val="1"/>
-        <w:rPr>
-          <w:rFonts w:hint="eastAsia"/>
-        </w:rPr>
-      </w:pPr>
     </w:p>
     <w:p>
       <w:pPr>
@@ -2040,7 +2110,7 @@
         <w:rPr>
           <w:rFonts w:ascii="Georgia" w:hAnsi="Georgia"/>
           <w:color w:val="1A1A1A"/>
-          <w:sz w:val="23"/>
+          <w:sz w:val="22"/>
         </w:rPr>
       </w:pPr>
       <w:r>
@@ -2048,7 +2118,7 @@
           <w:rFonts w:ascii="Georgia" w:hAnsi="Georgia"/>
           <w:noProof/>
           <w:color w:val="1A1A1A"/>
-          <w:sz w:val="23"/>
+          <w:sz w:val="22"/>
         </w:rPr>
         <w:drawing>
           <wp:anchor distT="91440" distB="91440" distL="360045" distR="360045" simplePos="0" relativeHeight="251658241" behindDoc="0" locked="0" layoutInCell="1" allowOverlap="1" wp14:anchorId="3A1B5813" wp14:editId="26EDE4F0">
@@ -2119,17 +2189,9 @@
         <w:rPr>
           <w:rFonts w:ascii="Georgia" w:hAnsi="Georgia" w:hint="eastAsia"/>
           <w:color w:val="1A1A1A"/>
-          <w:sz w:val="23"/>
-        </w:rPr>
-        <w:t>I</w:t>
-      </w:r>
-      <w:r>
-        <w:rPr>
-          <w:rFonts w:ascii="Georgia" w:hAnsi="Georgia" w:hint="eastAsia"/>
-          <w:color w:val="1A1A1A"/>
-          <w:sz w:val="23"/>
-        </w:rPr>
-        <w:t>t is tempting to argue for forests in the language of accountancy. Carbon stored, water filtered, timber yielded, tourism earned. The numbers are honest, and they are not small. But the numbers are not the whole reason.</w:t>
+          <w:sz w:val="22"/>
+        </w:rPr>
+        <w:t>It is tempting to argue for forests in the language of accountancy. Carbon stored, water filtered, timber yielded, tourism earned. The numbers are honest, and they are not small. But the numbers are not the whole reason.</w:t>
       </w:r>
     </w:p>
     <w:p>
@@ -2139,24 +2201,32 @@
         <w:rPr>
           <w:rFonts w:ascii="Georgia" w:hAnsi="Georgia"/>
           <w:color w:val="1A1A1A"/>
-          <w:sz w:val="23"/>
+          <w:sz w:val="22"/>
         </w:rPr>
       </w:pPr>
       <w:r>
         <w:rPr>
           <w:rFonts w:ascii="Georgia" w:hAnsi="Georgia" w:hint="eastAsia"/>
           <w:color w:val="1A1A1A"/>
-          <w:sz w:val="23"/>
+          <w:sz w:val="22"/>
+        </w:rPr>
+        <w:t xml:space="preserve">A forest is also a way of measuring time that is not our own. It is a place where the unit of patience is the century, where storms are absorbed and remembered, where the dead feed the living without ceremony or apology. To </w:t>
+      </w:r>
+      <w:r>
+        <w:rPr>
+          <w:rFonts w:ascii="Georgia" w:hAnsi="Georgia" w:hint="eastAsia"/>
+          <w:color w:val="1A1A1A"/>
+          <w:sz w:val="22"/>
         </w:rPr>
         <w:lastRenderedPageBreak/>
-        <w:t>A forest is also a way of measuring time that is not our own. It is a place where the unit of patience is the century, where storms are absorbed and remembered, where the dead feed the living without ceremony or apology. To stand inside such a place is to be reminded that the world was not built for us, and is not, in any meaningful sense, ours.</w:t>
+        <w:t>stand inside such a place is to be reminded that the world was not built for us, and is not, in any meaningful sense, ours.</w:t>
       </w:r>
       <w:r>
         <w:rPr>
           <w:rStyle w:val="af6"/>
           <w:rFonts w:ascii="Georgia" w:hAnsi="Georgia"/>
           <w:color w:val="1A1A1A"/>
-          <w:sz w:val="23"/>
+          <w:sz w:val="22"/>
         </w:rPr>
         <w:footnoteReference w:id="1"/>
       </w:r>
@@ -2168,16 +2238,34 @@
         <w:rPr>
           <w:rFonts w:ascii="Georgia" w:hAnsi="Georgia"/>
           <w:color w:val="1A1A1A"/>
-          <w:sz w:val="23"/>
+          <w:sz w:val="22"/>
         </w:rPr>
       </w:pPr>
       <w:r>
         <w:rPr>
           <w:rFonts w:ascii="Georgia" w:hAnsi="Georgia" w:hint="eastAsia"/>
           <w:color w:val="1A1A1A"/>
-          <w:sz w:val="23"/>
-        </w:rPr>
-        <w:t>That is the case for keeping them. Not as a balance-sheet exercise, not as a moral one, but as a practical insistence that some things should outlast the conversations we are currently having about them. A forest, left alone, will go on doing what it has always done. We will, with luck, learn something from being near it.</w:t>
+          <w:sz w:val="22"/>
+        </w:rPr>
+        <w:t xml:space="preserve">That is the case for keeping them. Not as a balance-sheet exercise, not as a moral one, but as a practical insistence that some things should outlast the </w:t>
+      </w:r>
+      <w:proofErr w:type="gramStart"/>
+      <w:r>
+        <w:rPr>
+          <w:rFonts w:ascii="Georgia" w:hAnsi="Georgia" w:hint="eastAsia"/>
+          <w:color w:val="1A1A1A"/>
+          <w:sz w:val="22"/>
+        </w:rPr>
+        <w:t>conversations</w:t>
+      </w:r>
+      <w:proofErr w:type="gramEnd"/>
+      <w:r>
+        <w:rPr>
+          <w:rFonts w:ascii="Georgia" w:hAnsi="Georgia" w:hint="eastAsia"/>
+          <w:color w:val="1A1A1A"/>
+          <w:sz w:val="22"/>
+        </w:rPr>
+        <w:t xml:space="preserve"> we are currently having about them. A forest, left alone, will go on doing what it has always done. We will, with luck, learn something from being near it.</w:t>
       </w:r>
     </w:p>
     <w:p>
@@ -2225,14 +2313,14 @@
         <w:spacing w:after="160"/>
         <w:jc w:val="center"/>
         <w:rPr>
-          <w:rFonts w:ascii="Georgia" w:hAnsi="Georgia"/>
+          <w:rFonts w:ascii="Hiragino Mincho ProN" w:hAnsi="Hiragino Mincho ProN"/>
           <w:color w:val="B8A88A"/>
           <w:sz w:val="24"/>
         </w:rPr>
       </w:pPr>
       <w:r>
         <w:rPr>
-          <w:rFonts w:ascii="Georgia" w:hAnsi="Georgia" w:hint="eastAsia"/>
+          <w:rFonts w:ascii="Hiragino Mincho ProN" w:hAnsi="Hiragino Mincho ProN" w:hint="eastAsia"/>
           <w:color w:val="B8A88A"/>
           <w:sz w:val="24"/>
         </w:rPr>
@@ -2304,7 +2392,7 @@
             <w:rStyle w:val="af7"/>
             <w:rFonts w:ascii="Georgia" w:hAnsi="Georgia"/>
             <w:i/>
-            <w:color w:val="1B3A2F"/>
+            <w:color w:val="6B6B6B"/>
             <w:sz w:val="18"/>
           </w:rPr>
           <w:t>example.com</w:t>
@@ -2335,7 +2423,7 @@
     <w:p>
       <w:pPr>
         <w:rPr>
-          <w:rFonts w:hint="eastAsia"/>
+          <w:rFonts w:ascii="Georgia" w:hAnsi="Georgia" w:hint="eastAsia"/>
         </w:rPr>
       </w:pPr>
     </w:p>
